--- a/gdocs_build/Philemon.docx
+++ b/gdocs_build/Philemon.docx
@@ -471,7 +471,7 @@
               <w:rPr>
                 <w:sz w:val="18"/>
               </w:rPr>
-              <w:t>Maybe him ghosting you for a while turned out to be for the best. You're getting him back for good now—and he's not just some servant anymore, he's a legit brother in Christ! That's what he is to me, and he's gonna be even more of a bro to you.</w:t>
+              <w:t>Maybe him running off for a while turned out to be for the best. You're getting him back for good now—and he's not just some servant anymore, he's a legit brother in Christ! That's what he is to me, and he's gonna be even more of a bro to you.</w:t>
             </w:r>
           </w:p>
         </w:tc>

--- a/gdocs_build/Philemon.docx
+++ b/gdocs_build/Philemon.docx
@@ -246,15 +246,6 @@
             <w:r>
               <w:rPr>
                 <w:b/>
-                <w:sz w:val="16"/>
-              </w:rPr>
-              <w:t>8-9</w:t>
-            </w:r>
-          </w:p>
-          <w:p>
-            <w:r>
-              <w:rPr>
-                <w:b/>
                 <w:sz w:val="18"/>
               </w:rPr>
               <w:t>To Call the Slave Your Friend</w:t>
@@ -267,15 +258,6 @@
           </w:tcPr>
           <w:p>
             <w:r/>
-            <w:r>
-              <w:rPr>
-                <w:b/>
-                <w:sz w:val="16"/>
-              </w:rPr>
-              <w:t>8-9</w:t>
-            </w:r>
-          </w:p>
-          <w:p>
             <w:r>
               <w:rPr>
                 <w:b/>
